--- a/docs/report/Course_Notes_RAG_IEEE_Report.docx
+++ b/docs/report/Course_Notes_RAG_IEEE_Report.docx
@@ -5755,7 +5755,7 @@
                 <w:sz w:val="16"/>
                 <w:szCs w:val="16"/>
               </w:rPr>
-              <w:t xml:space="preserve">Retrieval as search over passages: HNSW best-first graph search, BM25 ranking, RRF fusion, top-k pruning.</w:t>
+              <w:t xml:space="preserve">Retrieval as search over passages: cosine and BM25 ranking, RRF fusion, best-first top-k pruning.</w:t>
             </w:r>
           </w:p>
         </w:tc>

--- a/docs/report/Course_Notes_RAG_IEEE_Report.docx
+++ b/docs/report/Course_Notes_RAG_IEEE_Report.docx
@@ -238,7 +238,7 @@
                 <w:sz w:val="18"/>
                 <w:szCs w:val="18"/>
               </w:rPr>
-              <w:t xml:space="preserve">Reg. No. [Registration Number]</w:t>
+              <w:t xml:space="preserve">Reg. No. 24BDS0326</w:t>
             </w:r>
           </w:p>
           <w:p>
